--- a/portal/files/KORbuild Daily - Business rules.docx
+++ b/portal/files/KORbuild Daily - Business rules.docx
@@ -2567,6 +2567,254 @@
           </w:p>
         </w:tc>
       </w:tr>
+      <w:tr>
+        <w:tc>
+          <w:tcPr>
+            <w:tcW w:type="dxa" w:w="3249"/>
+          </w:tcPr>
+          <w:p>
+            <w:r/>
+            <w:r>
+              <w:rPr>
+                <w:b w:val="0"/>
+                <w:i w:val="0"/>
+                <w:sz w:val="18"/>
+              </w:rPr>
+              <w:t>DLY-055</w:t>
+            </w:r>
+          </w:p>
+        </w:tc>
+        <w:tc>
+          <w:tcPr>
+            <w:tcW w:type="dxa" w:w="3249"/>
+          </w:tcPr>
+          <w:p>
+            <w:r/>
+            <w:r>
+              <w:rPr>
+                <w:b/>
+                <w:i w:val="0"/>
+                <w:sz w:val="18"/>
+              </w:rPr>
+              <w:t>The general contractor approves.</w:t>
+            </w:r>
+            <w:r>
+              <w:rPr>
+                <w:b w:val="0"/>
+                <w:i w:val="0"/>
+                <w:sz w:val="18"/>
+              </w:rPr>
+              <w:t xml:space="preserve"> On a subcontractor's job linked to a general contractor's job, the report goes to the general contractor's approval queue. The report stays in the subcontractor's account, with who approved it and the company (</w:t>
+            </w:r>
+            <w:r>
+              <w:rPr>
+                <w:b w:val="0"/>
+                <w:i/>
+                <w:sz w:val="18"/>
+              </w:rPr>
+              <w:t>Ana Ribeiro (Example Builders)</w:t>
+            </w:r>
+            <w:r>
+              <w:rPr>
+                <w:b w:val="0"/>
+                <w:i w:val="0"/>
+                <w:sz w:val="18"/>
+              </w:rPr>
+              <w:t>). The subcontractor cannot approve it.</w:t>
+            </w:r>
+          </w:p>
+        </w:tc>
+        <w:tc>
+          <w:tcPr>
+            <w:tcW w:type="dxa" w:w="3249"/>
+          </w:tcPr>
+          <w:p>
+            <w:r/>
+            <w:r>
+              <w:rPr>
+                <w:b w:val="0"/>
+                <w:i w:val="0"/>
+                <w:sz w:val="18"/>
+              </w:rPr>
+              <w:t>Working</w:t>
+            </w:r>
+          </w:p>
+        </w:tc>
+      </w:tr>
+      <w:tr>
+        <w:tc>
+          <w:tcPr>
+            <w:tcW w:type="dxa" w:w="3249"/>
+          </w:tcPr>
+          <w:p>
+            <w:r/>
+            <w:r>
+              <w:rPr>
+                <w:b w:val="0"/>
+                <w:i w:val="0"/>
+                <w:sz w:val="18"/>
+              </w:rPr>
+              <w:t>DLY-056</w:t>
+            </w:r>
+          </w:p>
+        </w:tc>
+        <w:tc>
+          <w:tcPr>
+            <w:tcW w:type="dxa" w:w="3249"/>
+          </w:tcPr>
+          <w:p>
+            <w:r/>
+            <w:r>
+              <w:rPr>
+                <w:b/>
+                <w:i w:val="0"/>
+                <w:sz w:val="18"/>
+              </w:rPr>
+              <w:t>On its own jobs, the subcontractor approves.</w:t>
+            </w:r>
+            <w:r>
+              <w:rPr>
+                <w:b w:val="0"/>
+                <w:i w:val="0"/>
+                <w:sz w:val="18"/>
+              </w:rPr>
+              <w:t xml:space="preserve"> On a job directly with the owner (no general contractor linked), the subcontractor's own people approve.</w:t>
+            </w:r>
+          </w:p>
+        </w:tc>
+        <w:tc>
+          <w:tcPr>
+            <w:tcW w:type="dxa" w:w="3249"/>
+          </w:tcPr>
+          <w:p>
+            <w:r/>
+            <w:r>
+              <w:rPr>
+                <w:b w:val="0"/>
+                <w:i w:val="0"/>
+                <w:sz w:val="18"/>
+              </w:rPr>
+              <w:t>Working</w:t>
+            </w:r>
+          </w:p>
+        </w:tc>
+      </w:tr>
+      <w:tr>
+        <w:tc>
+          <w:tcPr>
+            <w:tcW w:type="dxa" w:w="3249"/>
+          </w:tcPr>
+          <w:p>
+            <w:r/>
+            <w:r>
+              <w:rPr>
+                <w:b w:val="0"/>
+                <w:i w:val="0"/>
+                <w:sz w:val="18"/>
+              </w:rPr>
+              <w:t>DLY-057</w:t>
+            </w:r>
+          </w:p>
+        </w:tc>
+        <w:tc>
+          <w:tcPr>
+            <w:tcW w:type="dxa" w:w="3249"/>
+          </w:tcPr>
+          <w:p>
+            <w:r/>
+            <w:r>
+              <w:rPr>
+                <w:b w:val="0"/>
+                <w:i w:val="0"/>
+                <w:sz w:val="18"/>
+              </w:rPr>
+              <w:t xml:space="preserve">When the general contractor approves, the % complete informed in the report goes to the </w:t>
+            </w:r>
+            <w:r>
+              <w:rPr>
+                <w:b/>
+                <w:i w:val="0"/>
+                <w:sz w:val="18"/>
+              </w:rPr>
+              <w:t>subcontractor's</w:t>
+            </w:r>
+            <w:r>
+              <w:rPr>
+                <w:b w:val="0"/>
+                <w:i w:val="0"/>
+                <w:sz w:val="18"/>
+              </w:rPr>
+              <w:t xml:space="preserve"> job schedule.</w:t>
+            </w:r>
+          </w:p>
+        </w:tc>
+        <w:tc>
+          <w:tcPr>
+            <w:tcW w:type="dxa" w:w="3249"/>
+          </w:tcPr>
+          <w:p>
+            <w:r/>
+            <w:r>
+              <w:rPr>
+                <w:b w:val="0"/>
+                <w:i w:val="0"/>
+                <w:sz w:val="18"/>
+              </w:rPr>
+              <w:t>Working</w:t>
+            </w:r>
+          </w:p>
+        </w:tc>
+      </w:tr>
+      <w:tr>
+        <w:tc>
+          <w:tcPr>
+            <w:tcW w:type="dxa" w:w="3249"/>
+          </w:tcPr>
+          <w:p>
+            <w:r/>
+            <w:r>
+              <w:rPr>
+                <w:b w:val="0"/>
+                <w:i w:val="0"/>
+                <w:sz w:val="18"/>
+              </w:rPr>
+              <w:t>DLY-058</w:t>
+            </w:r>
+          </w:p>
+        </w:tc>
+        <w:tc>
+          <w:tcPr>
+            <w:tcW w:type="dxa" w:w="3249"/>
+          </w:tcPr>
+          <w:p>
+            <w:r/>
+            <w:r>
+              <w:rPr>
+                <w:b w:val="0"/>
+                <w:i w:val="0"/>
+                <w:sz w:val="18"/>
+              </w:rPr>
+              <w:t>A general contractor does not fill out daily reports: its jobs are reported by the subcontractors working on them.</w:t>
+            </w:r>
+          </w:p>
+        </w:tc>
+        <w:tc>
+          <w:tcPr>
+            <w:tcW w:type="dxa" w:w="3249"/>
+          </w:tcPr>
+          <w:p>
+            <w:r/>
+            <w:r>
+              <w:rPr>
+                <w:b w:val="0"/>
+                <w:i w:val="0"/>
+                <w:sz w:val="18"/>
+              </w:rPr>
+              <w:t>Working</w:t>
+            </w:r>
+          </w:p>
+        </w:tc>
+      </w:tr>
     </w:tbl>
     <w:p>
       <w:pPr>
@@ -3073,6 +3321,130 @@
           </w:p>
         </w:tc>
       </w:tr>
+      <w:tr>
+        <w:tc>
+          <w:tcPr>
+            <w:tcW w:type="dxa" w:w="3249"/>
+          </w:tcPr>
+          <w:p>
+            <w:r/>
+            <w:r>
+              <w:rPr>
+                <w:b w:val="0"/>
+                <w:i w:val="0"/>
+                <w:sz w:val="18"/>
+              </w:rPr>
+              <w:t>DLY-072</w:t>
+            </w:r>
+          </w:p>
+        </w:tc>
+        <w:tc>
+          <w:tcPr>
+            <w:tcW w:type="dxa" w:w="3249"/>
+          </w:tcPr>
+          <w:p>
+            <w:r/>
+            <w:r>
+              <w:rPr>
+                <w:b w:val="0"/>
+                <w:i w:val="0"/>
+                <w:sz w:val="18"/>
+              </w:rPr>
+              <w:t xml:space="preserve">For a general contractor, the job status, the next-morning alert and the notifications are </w:t>
+            </w:r>
+            <w:r>
+              <w:rPr>
+                <w:b/>
+                <w:i w:val="0"/>
+                <w:sz w:val="18"/>
+              </w:rPr>
+              <w:t>per subcontractor on each job</w:t>
+            </w:r>
+            <w:r>
+              <w:rPr>
+                <w:b w:val="0"/>
+                <w:i w:val="0"/>
+                <w:sz w:val="18"/>
+              </w:rPr>
+              <w:t>.</w:t>
+            </w:r>
+          </w:p>
+        </w:tc>
+        <w:tc>
+          <w:tcPr>
+            <w:tcW w:type="dxa" w:w="3249"/>
+          </w:tcPr>
+          <w:p>
+            <w:r/>
+            <w:r>
+              <w:rPr>
+                <w:b w:val="0"/>
+                <w:i w:val="0"/>
+                <w:sz w:val="18"/>
+              </w:rPr>
+              <w:t>Working</w:t>
+            </w:r>
+          </w:p>
+        </w:tc>
+      </w:tr>
+      <w:tr>
+        <w:tc>
+          <w:tcPr>
+            <w:tcW w:type="dxa" w:w="3249"/>
+          </w:tcPr>
+          <w:p>
+            <w:r/>
+            <w:r>
+              <w:rPr>
+                <w:b w:val="0"/>
+                <w:i w:val="0"/>
+                <w:sz w:val="18"/>
+              </w:rPr>
+              <w:t>DLY-073</w:t>
+            </w:r>
+          </w:p>
+        </w:tc>
+        <w:tc>
+          <w:tcPr>
+            <w:tcW w:type="dxa" w:w="3249"/>
+          </w:tcPr>
+          <w:p>
+            <w:r/>
+            <w:r>
+              <w:rPr>
+                <w:b w:val="0"/>
+                <w:i w:val="0"/>
+                <w:sz w:val="18"/>
+              </w:rPr>
+              <w:t xml:space="preserve">On each job, the general contractor sees every subcontractor's people on site: name, trade, time in, who is there now and hours. </w:t>
+            </w:r>
+            <w:r>
+              <w:rPr>
+                <w:b/>
+                <w:i w:val="0"/>
+                <w:sz w:val="18"/>
+              </w:rPr>
+              <w:t>Never wages, labor burden or cost.</w:t>
+            </w:r>
+          </w:p>
+        </w:tc>
+        <w:tc>
+          <w:tcPr>
+            <w:tcW w:type="dxa" w:w="3249"/>
+          </w:tcPr>
+          <w:p>
+            <w:r/>
+            <w:r>
+              <w:rPr>
+                <w:b w:val="0"/>
+                <w:i w:val="0"/>
+                <w:sz w:val="18"/>
+              </w:rPr>
+              <w:t>Working</w:t>
+            </w:r>
+          </w:p>
+        </w:tc>
+      </w:tr>
     </w:tbl>
     <w:p>
       <w:pPr>
